--- a/docs/reference/Huskey_Pocket_Documentacion_Tecnica.docx
+++ b/docs/reference/Huskey_Pocket_Documentacion_Tecnica.docx
@@ -3589,7 +3589,7 @@
           <w:sz w:val="21"/>
           <w:szCs w:val="21"/>
         </w:rPr>
-        <w:t xml:space="preserve">En arranque normal, la secuencia es: inicializar pantalla y táctil, montar la SD y limpiar </w:t>
+        <w:t>En el arranque normal, el firmware inicializa pantalla y táctil, comprueba el Modo perdido y muestra la pantalla de acceso. Después de mostrarla, intenta montar la microSD y limpiar archivos gestionados en segundo plano. El contenido de /import se conserva y no se procesa durante el arranque. El Bluetooth se inicia después de un desbloqueo correcto.</w:t>
       </w:r>
       <w:proofErr w:type="spellStart"/>
       <w:r>
@@ -3598,7 +3598,6 @@
           <w:sz w:val="21"/>
           <w:szCs w:val="21"/>
         </w:rPr>
-        <w:t>exports</w:t>
       </w:r>
       <w:proofErr w:type="spellEnd"/>
       <w:r>
@@ -3607,7 +3606,6 @@
           <w:sz w:val="21"/>
           <w:szCs w:val="21"/>
         </w:rPr>
-        <w:t xml:space="preserve"> residuales, ejecutar la verificación de Modo perdido (que puede disparar un restablecimiento de fábrica antes de pedir el PIN), y mostrar la pantalla de bloqueo/PIN. El Bluetooth no se inicia aquí: solo arranca tras un desbloqueo correcto.</w:t>
       </w:r>
     </w:p>
     <w:p>
@@ -10910,7 +10908,7 @@
           <w:sz w:val="21"/>
           <w:szCs w:val="21"/>
         </w:rPr>
-        <w:t xml:space="preserve">Controla el RTC dedicado PCF85063ATL por I2C. Mantiene la </w:t>
+        <w:t>Controla el RTC PCF85063ATL por I2C. Para conservar la hora cuando se corta la alimentación principal, requiere una batería externa de respaldo. Es la única fuente de tiempo del vault, usada por TOTP y Modo perdido. Las escrituras validan todos los rangos y las lecturas enmascaran los bits de estado.</w:t>
       </w:r>
       <w:proofErr w:type="gramStart"/>
       <w:r>
@@ -10919,7 +10917,6 @@
           <w:sz w:val="21"/>
           <w:szCs w:val="21"/>
         </w:rPr>
-        <w:t>hora</w:t>
       </w:r>
       <w:proofErr w:type="gramEnd"/>
       <w:r>
@@ -10928,7 +10925,6 @@
           <w:sz w:val="21"/>
           <w:szCs w:val="21"/>
         </w:rPr>
-        <w:t xml:space="preserve"> aunque el dispositivo pierda alimentación principal, gracias a su batería propia. Es la única fuente de tiempo del </w:t>
       </w:r>
       <w:proofErr w:type="spellStart"/>
       <w:r>
@@ -10937,7 +10933,6 @@
           <w:sz w:val="21"/>
           <w:szCs w:val="21"/>
         </w:rPr>
-        <w:t>vault</w:t>
       </w:r>
       <w:proofErr w:type="spellEnd"/>
       <w:r>
@@ -10946,7 +10941,6 @@
           <w:sz w:val="21"/>
           <w:szCs w:val="21"/>
         </w:rPr>
-        <w:t>, usada por TOTP y Modo perdido. Las escrituras validan todos los rangos y las lecturas enmascaran los bits de estado.</w:t>
       </w:r>
     </w:p>
     <w:tbl>
@@ -11854,7 +11848,7 @@
           <w:sz w:val="21"/>
           <w:szCs w:val="21"/>
         </w:rPr>
-        <w:t xml:space="preserve">Monta la SD y ofrece utilidades de archivo: lectura de líneas (con descarte controlado de líneas sobredimensionadas), borrado seguro de archivos y creación de las carpetas de </w:t>
+        <w:t>Monta la SD y ofrece utilidades de archivo: lectura de líneas (con descarte controlado de líneas sobredimensionadas), borrado seguro de archivos y creación de las carpetas de import/export. La limpieza de archivos administrados sobrescribe su contenido antes de eliminarlos, sujeta a las limitaciones de la memoria flash y del sistema de archivos.</w:t>
       </w:r>
       <w:proofErr w:type="spellStart"/>
       <w:r>
@@ -11863,7 +11857,6 @@
           <w:sz w:val="21"/>
           <w:szCs w:val="21"/>
         </w:rPr>
-        <w:t>import</w:t>
       </w:r>
       <w:proofErr w:type="spellEnd"/>
       <w:r>
@@ -11872,7 +11865,6 @@
           <w:sz w:val="21"/>
           <w:szCs w:val="21"/>
         </w:rPr>
-        <w:t>/</w:t>
       </w:r>
       <w:proofErr w:type="spellStart"/>
       <w:r>
@@ -11881,7 +11873,6 @@
           <w:sz w:val="21"/>
           <w:szCs w:val="21"/>
         </w:rPr>
-        <w:t>export</w:t>
       </w:r>
       <w:proofErr w:type="spellEnd"/>
       <w:r>
@@ -11890,7 +11881,6 @@
           <w:sz w:val="21"/>
           <w:szCs w:val="21"/>
         </w:rPr>
-        <w:t>. El borrado seguro sobrescribe antes de eliminar, con las limitaciones físicas conocidas de los medios Flash.</w:t>
       </w:r>
     </w:p>
     <w:p>
@@ -13456,7 +13446,7 @@
           <w:iCs/>
           <w:color w:val="3A4250"/>
         </w:rPr>
-        <w:t xml:space="preserve">Este documento describe el estado del firmware tras la auditoría de seguridad. Las decisiones de diseño y sus límites se detallan en el </w:t>
+        <w:t>Secure Boot está habilitado en la unidad del autor. Huskey Pocket no ha recibido una auditoría de seguridad. Las revisiones de memoria y las pruebas funcionales no certifican la seguridad del dispositivo.</w:t>
       </w:r>
       <w:proofErr w:type="spellStart"/>
       <w:r>
@@ -13465,7 +13455,6 @@
           <w:iCs/>
           <w:color w:val="3A4250"/>
         </w:rPr>
-        <w:t>whitepaper</w:t>
       </w:r>
       <w:proofErr w:type="spellEnd"/>
       <w:r>
@@ -13474,7 +13463,6 @@
           <w:iCs/>
           <w:color w:val="3A4250"/>
         </w:rPr>
-        <w:t xml:space="preserve">. Flash </w:t>
       </w:r>
       <w:proofErr w:type="spellStart"/>
       <w:r>
@@ -13483,7 +13471,6 @@
           <w:iCs/>
           <w:color w:val="3A4250"/>
         </w:rPr>
-        <w:t>Encryption</w:t>
       </w:r>
       <w:proofErr w:type="spellEnd"/>
       <w:r>
@@ -13492,7 +13479,6 @@
           <w:iCs/>
           <w:color w:val="3A4250"/>
         </w:rPr>
-        <w:t xml:space="preserve"> y </w:t>
       </w:r>
       <w:proofErr w:type="spellStart"/>
       <w:r>
@@ -13501,7 +13487,6 @@
           <w:iCs/>
           <w:color w:val="3A4250"/>
         </w:rPr>
-        <w:t>Secure</w:t>
       </w:r>
       <w:proofErr w:type="spellEnd"/>
       <w:r>
@@ -13510,7 +13495,6 @@
           <w:iCs/>
           <w:color w:val="3A4250"/>
         </w:rPr>
-        <w:t xml:space="preserve"> </w:t>
       </w:r>
       <w:proofErr w:type="spellStart"/>
       <w:r>
@@ -13519,7 +13503,6 @@
           <w:iCs/>
           <w:color w:val="3A4250"/>
         </w:rPr>
-        <w:t>Boot</w:t>
       </w:r>
       <w:proofErr w:type="spellEnd"/>
       <w:r>
@@ -13528,7 +13511,6 @@
           <w:iCs/>
           <w:color w:val="3A4250"/>
         </w:rPr>
-        <w:t>, que refuerzan el escenario de acceso físico, siguen pendientes de forma deliberada hasta congelar la funcionalidad.</w:t>
       </w:r>
     </w:p>
     <w:sectPr>
